--- a/작업 일지/조환희/작업일지(250106-250112).docx
+++ b/작업 일지/조환희/작업일지(250106-250112).docx
@@ -64,70 +64,6 @@
           <w:p>
             <w:pPr>
               <w:jc w:val="center"/>
-              <w:rPr>
-                <w:b/>
-                <w:sz w:val="18"/>
-              </w:rPr>
-            </w:pPr>
-            <w:r>
-              <w:rPr>
-                <w:rFonts w:hint="eastAsia"/>
-                <w:b/>
-                <w:sz w:val="18"/>
-              </w:rPr>
-              <w:t>2018180042</w:t>
-            </w:r>
-            <w:r>
-              <w:rPr>
-                <w:b/>
-                <w:sz w:val="18"/>
-              </w:rPr>
-              <w:t xml:space="preserve"> </w:t>
-            </w:r>
-            <w:r>
-              <w:rPr>
-                <w:rFonts w:hint="eastAsia"/>
-                <w:b/>
-                <w:sz w:val="18"/>
-              </w:rPr>
-              <w:t>지태준</w:t>
-            </w:r>
-          </w:p>
-          <w:p>
-            <w:pPr>
-              <w:jc w:val="center"/>
-              <w:rPr>
-                <w:b/>
-                <w:sz w:val="18"/>
-              </w:rPr>
-            </w:pPr>
-            <w:r>
-              <w:rPr>
-                <w:rFonts w:hint="eastAsia"/>
-                <w:b/>
-                <w:sz w:val="18"/>
-              </w:rPr>
-              <w:t>2020182003</w:t>
-            </w:r>
-            <w:r>
-              <w:rPr>
-                <w:b/>
-                <w:sz w:val="18"/>
-              </w:rPr>
-              <w:t xml:space="preserve"> </w:t>
-            </w:r>
-            <w:r>
-              <w:rPr>
-                <w:rFonts w:hint="eastAsia"/>
-                <w:b/>
-                <w:sz w:val="18"/>
-              </w:rPr>
-              <w:t>고광신</w:t>
-            </w:r>
-          </w:p>
-          <w:p>
-            <w:pPr>
-              <w:jc w:val="center"/>
             </w:pPr>
             <w:r>
               <w:rPr>
@@ -229,6 +165,13 @@
                 <w:b/>
               </w:rPr>
             </w:pPr>
+            <w:r>
+              <w:rPr>
+                <w:rFonts w:hint="eastAsia"/>
+                <w:b/>
+              </w:rPr>
+              <w:t>3</w:t>
+            </w:r>
           </w:p>
         </w:tc>
         <w:tc>
@@ -269,78 +212,11 @@
             </w:pPr>
             <w:r>
               <w:rPr>
-                <w:b/>
-                <w:sz w:val="22"/>
-              </w:rPr>
-              <w:t>202</w:t>
-            </w:r>
-            <w:r>
-              <w:rPr>
-                <w:rFonts w:hint="eastAsia"/>
-                <w:b/>
-                <w:sz w:val="22"/>
-              </w:rPr>
-              <w:t>4</w:t>
-            </w:r>
-            <w:r>
-              <w:rPr>
-                <w:b/>
-                <w:sz w:val="22"/>
-              </w:rPr>
-              <w:t>.</w:t>
-            </w:r>
-            <w:r>
-              <w:rPr>
-                <w:rFonts w:hint="eastAsia"/>
-                <w:b/>
-                <w:sz w:val="22"/>
-              </w:rPr>
-              <w:t>12</w:t>
-            </w:r>
-            <w:r>
-              <w:rPr>
-                <w:b/>
-                <w:sz w:val="22"/>
-              </w:rPr>
-              <w:t>.</w:t>
-            </w:r>
-            <w:r>
-              <w:rPr>
-                <w:rFonts w:hint="eastAsia"/>
-                <w:b/>
-                <w:sz w:val="22"/>
-              </w:rPr>
-              <w:t>23</w:t>
-            </w:r>
-            <w:r>
-              <w:rPr>
-                <w:b/>
-                <w:sz w:val="22"/>
-              </w:rPr>
-              <w:t>~202</w:t>
-            </w:r>
-            <w:r>
-              <w:rPr>
-                <w:rFonts w:hint="eastAsia"/>
-                <w:b/>
-                <w:sz w:val="22"/>
-              </w:rPr>
-              <w:t>4</w:t>
-            </w:r>
-            <w:r>
-              <w:rPr>
-                <w:b/>
-                <w:sz w:val="22"/>
-              </w:rPr>
-              <w:t>.</w:t>
-            </w:r>
-            <w:r>
-              <w:rPr>
-                <w:rFonts w:hint="eastAsia"/>
-                <w:b/>
-                <w:sz w:val="22"/>
-              </w:rPr>
-              <w:t>12.29</w:t>
+                <w:rFonts w:hint="eastAsia"/>
+                <w:b/>
+                <w:sz w:val="22"/>
+              </w:rPr>
+              <w:t>2025.01.06~2025.01.12</w:t>
             </w:r>
           </w:p>
         </w:tc>
@@ -447,49 +323,7 @@
                 <w:rFonts w:hint="eastAsia"/>
                 <w:b/>
               </w:rPr>
-              <w:t>지태준</w:t>
-            </w:r>
-          </w:p>
-          <w:p>
-            <w:pPr>
-              <w:pStyle w:val="a4"/>
-              <w:numPr>
-                <w:ilvl w:val="0"/>
-                <w:numId w:val="2"/>
-              </w:numPr>
-              <w:ind w:leftChars="0"/>
-              <w:jc w:val="left"/>
-              <w:rPr>
-                <w:b/>
-              </w:rPr>
-            </w:pPr>
-            <w:r>
-              <w:rPr>
-                <w:rFonts w:hint="eastAsia"/>
-                <w:b/>
-              </w:rPr>
-              <w:t>고광신</w:t>
-            </w:r>
-          </w:p>
-          <w:p>
-            <w:pPr>
-              <w:pStyle w:val="a4"/>
-              <w:numPr>
-                <w:ilvl w:val="0"/>
-                <w:numId w:val="2"/>
-              </w:numPr>
-              <w:ind w:leftChars="0"/>
-              <w:jc w:val="left"/>
-              <w:rPr>
-                <w:b/>
-              </w:rPr>
-            </w:pPr>
-            <w:r>
-              <w:rPr>
-                <w:rFonts w:hint="eastAsia"/>
-                <w:b/>
-              </w:rPr>
-              <w:t>조환희</w:t>
+              <w:t>서버 공부내용 복습 및 서버 설계</w:t>
             </w:r>
           </w:p>
         </w:tc>
@@ -534,11 +368,9 @@
       <w:r>
         <w:rPr>
           <w:rFonts w:hint="eastAsia"/>
-          <w:b/>
-          <w:sz w:val="28"/>
-          <w:szCs w:val="28"/>
+          <w:sz w:val="22"/>
         </w:rPr>
-        <w:t>지태준</w:t>
+        <w:t>네트워크 및 패킷 직렬화 부분 복습</w:t>
       </w:r>
     </w:p>
     <w:p>
@@ -556,34 +388,9 @@
       <w:r>
         <w:rPr>
           <w:rFonts w:hint="eastAsia"/>
-          <w:b/>
-          <w:sz w:val="28"/>
-          <w:szCs w:val="28"/>
-        </w:rPr>
-        <w:t>고광신</w:t>
-      </w:r>
-    </w:p>
-    <w:p>
-      <w:pPr>
-        <w:pStyle w:val="a4"/>
-        <w:numPr>
-          <w:ilvl w:val="1"/>
-          <w:numId w:val="1"/>
-        </w:numPr>
-        <w:ind w:leftChars="0"/>
-        <w:rPr>
-          <w:rFonts w:hint="eastAsia"/>
           <w:sz w:val="22"/>
         </w:rPr>
-      </w:pPr>
-      <w:r>
-        <w:rPr>
-          <w:rFonts w:hint="eastAsia"/>
-          <w:b/>
-          <w:sz w:val="28"/>
-          <w:szCs w:val="28"/>
-        </w:rPr>
-        <w:t>조환희</w:t>
+        <w:t>추가 프로토콜 설계 및 네트워크 로직 작성</w:t>
       </w:r>
       <w:r>
         <w:rPr>
@@ -658,6 +465,12 @@
             <w:pPr>
               <w:jc w:val="left"/>
             </w:pPr>
+            <w:r>
+              <w:rPr>
+                <w:rFonts w:hint="eastAsia"/>
+              </w:rPr>
+              <w:t>네트워크 로직의 정상작동 여부</w:t>
+            </w:r>
           </w:p>
         </w:tc>
         <w:tc>
@@ -692,6 +505,12 @@
             <w:pPr>
               <w:jc w:val="left"/>
             </w:pPr>
+            <w:r>
+              <w:rPr>
+                <w:rFonts w:hint="eastAsia"/>
+              </w:rPr>
+              <w:t>패킷의 송/수신 확인을 위한 클라이언트 작성</w:t>
+            </w:r>
           </w:p>
         </w:tc>
       </w:tr>
@@ -735,6 +554,14 @@
                 <w:sz w:val="22"/>
               </w:rPr>
             </w:pPr>
+            <w:r>
+              <w:rPr>
+                <w:rFonts w:hint="eastAsia"/>
+                <w:b/>
+                <w:sz w:val="22"/>
+              </w:rPr>
+              <w:t>4</w:t>
+            </w:r>
           </w:p>
         </w:tc>
         <w:tc>
@@ -768,102 +595,17 @@
           <w:p>
             <w:pPr>
               <w:jc w:val="center"/>
-            </w:pPr>
-            <w:r>
-              <w:rPr>
-                <w:b/>
-                <w:sz w:val="22"/>
-              </w:rPr>
-              <w:t>202</w:t>
-            </w:r>
-            <w:r>
-              <w:rPr>
-                <w:rFonts w:hint="eastAsia"/>
-                <w:b/>
-                <w:sz w:val="22"/>
-              </w:rPr>
-              <w:t>4</w:t>
-            </w:r>
-            <w:r>
-              <w:rPr>
-                <w:b/>
-                <w:sz w:val="22"/>
-              </w:rPr>
-              <w:t>.</w:t>
-            </w:r>
-            <w:r>
-              <w:rPr>
-                <w:b/>
-                <w:sz w:val="22"/>
-              </w:rPr>
-              <w:t>1</w:t>
-            </w:r>
-            <w:r>
-              <w:rPr>
-                <w:rFonts w:hint="eastAsia"/>
-                <w:b/>
-                <w:sz w:val="22"/>
-              </w:rPr>
-              <w:t>2</w:t>
-            </w:r>
-            <w:r>
-              <w:rPr>
-                <w:b/>
-                <w:sz w:val="22"/>
-              </w:rPr>
-              <w:t>.</w:t>
-            </w:r>
-            <w:r>
-              <w:rPr>
-                <w:rFonts w:hint="eastAsia"/>
-                <w:b/>
-                <w:sz w:val="22"/>
-              </w:rPr>
-              <w:t>30</w:t>
-            </w:r>
-            <w:r>
-              <w:rPr>
-                <w:b/>
-                <w:sz w:val="22"/>
-              </w:rPr>
-              <w:t>~202</w:t>
-            </w:r>
-            <w:r>
-              <w:rPr>
-                <w:rFonts w:hint="eastAsia"/>
-                <w:b/>
-                <w:sz w:val="22"/>
-              </w:rPr>
-              <w:t>5</w:t>
-            </w:r>
-            <w:r>
-              <w:rPr>
-                <w:b/>
-                <w:sz w:val="22"/>
-              </w:rPr>
-              <w:t>.0</w:t>
-            </w:r>
-            <w:r>
-              <w:rPr>
-                <w:b/>
-                <w:sz w:val="22"/>
-              </w:rPr>
-              <w:t>1</w:t>
-            </w:r>
-            <w:r>
-              <w:rPr>
-                <w:b/>
-                <w:sz w:val="22"/>
-              </w:rPr>
-              <w:t>.</w:t>
-            </w:r>
-            <w:r>
-              <w:rPr>
-                <w:rFonts w:hint="eastAsia"/>
-                <w:b/>
-                <w:sz w:val="22"/>
-              </w:rPr>
-              <w:t>05</w:t>
+              <w:rPr>
+                <w:rFonts w:hint="eastAsia"/>
+              </w:rPr>
+            </w:pPr>
+            <w:r>
+              <w:rPr>
+                <w:rFonts w:hint="eastAsia"/>
+                <w:b/>
+                <w:sz w:val="22"/>
+              </w:rPr>
+              <w:t>2025.01.13~2025.01.19</w:t>
             </w:r>
           </w:p>
         </w:tc>
@@ -906,50 +648,13 @@
               <w:rPr>
                 <w:rFonts w:hint="eastAsia"/>
               </w:rPr>
-              <w:t>지태준</w:t>
-            </w:r>
-            <w:r>
-              <w:rPr>
-                <w:rFonts w:hint="eastAsia"/>
-              </w:rPr>
-              <w:t>:</w:t>
-            </w:r>
-            <w:r>
-              <w:t xml:space="preserve"> </w:t>
-            </w:r>
-          </w:p>
-          <w:p>
-            <w:r>
-              <w:rPr>
-                <w:rFonts w:hint="eastAsia"/>
-              </w:rPr>
-              <w:t>고광신</w:t>
-            </w:r>
-            <w:r>
-              <w:rPr>
-                <w:rFonts w:hint="eastAsia"/>
-              </w:rPr>
-              <w:t>:</w:t>
-            </w:r>
-            <w:r>
-              <w:t xml:space="preserve"> </w:t>
-            </w:r>
-          </w:p>
-          <w:p>
-            <w:r>
-              <w:rPr>
-                <w:rFonts w:hint="eastAsia"/>
-              </w:rPr>
-              <w:t>조환희</w:t>
-            </w:r>
-            <w:r>
-              <w:rPr>
-                <w:rFonts w:hint="eastAsia"/>
-              </w:rPr>
-              <w:t>:</w:t>
-            </w:r>
-            <w:r>
-              <w:t xml:space="preserve"> </w:t>
+              <w:t xml:space="preserve">네트워크 로직 추가 </w:t>
+            </w:r>
+            <w:r>
+              <w:rPr>
+                <w:rFonts w:hint="eastAsia"/>
+              </w:rPr>
+              <w:t>보완 및 패킷의 정상 송/수신 확인을 위한 더미클라이언트 작성</w:t>
             </w:r>
           </w:p>
         </w:tc>
